--- a/app/bin/main/Surname_SessionNumber_IBCS_IA/IA_Solution_zip/Documentation/Crit_E_Evaluation.docx
+++ b/app/bin/main/Surname_SessionNumber_IBCS_IA/IA_Solution_zip/Documentation/Crit_E_Evaluation.docx
@@ -1,6 +1,6 @@
 
 <file path=word/document.xml><?xml version="1.0" encoding="utf-8"?>
-<w:document xmlns:wpc="http://schemas.microsoft.com/office/word/2010/wordprocessingCanvas" xmlns:cx="http://schemas.microsoft.com/office/drawing/2014/chartex" xmlns:cx1="http://schemas.microsoft.com/office/drawing/2015/9/8/chartex" xmlns:cx2="http://schemas.microsoft.com/office/drawing/2015/10/21/chartex" xmlns:cx3="http://schemas.microsoft.com/office/drawing/2016/5/9/chartex" xmlns:cx4="http://schemas.microsoft.com/office/drawing/2016/5/10/chartex" xmlns:cx5="http://schemas.microsoft.com/office/drawing/2016/5/11/chartex" xmlns:cx6="http://schemas.microsoft.com/office/drawing/2016/5/12/chartex" xmlns:cx7="http://schemas.microsoft.com/office/drawing/2016/5/13/chartex" xmlns:cx8="http://schemas.microsoft.com/office/drawing/2016/5/14/chartex" xmlns:mc="http://schemas.openxmlformats.org/markup-compatibility/2006" xmlns:o="urn:schemas-microsoft-com:office:office" xmlns:r="http://schemas.openxmlformats.org/officeDocument/2006/relationships" xmlns:m="http://schemas.openxmlformats.org/officeDocument/2006/math" xmlns:v="urn:schemas-microsoft-com:vml" xmlns:wp14="http://schemas.microsoft.com/office/word/2010/wordprocessingDrawing" xmlns:wp="http://schemas.openxmlformats.org/drawingml/2006/wordprocessingDrawing" xmlns:w10="urn:schemas-microsoft-com:office:word" xmlns:w="http://schemas.openxmlformats.org/wordprocessingml/2006/main" xmlns:w14="http://schemas.microsoft.com/office/word/2010/wordml" xmlns:w15="http://schemas.microsoft.com/office/word/2012/wordml" xmlns:w16se="http://schemas.microsoft.com/office/word/2015/wordml/symex" xmlns:wpg="http://schemas.microsoft.com/office/word/2010/wordprocessingGroup" xmlns:wpi="http://schemas.microsoft.com/office/word/2010/wordprocessingInk" xmlns:wne="http://schemas.microsoft.com/office/word/2006/wordml" xmlns:wps="http://schemas.microsoft.com/office/word/2010/wordprocessingShape" mc:Ignorable="w14 w15 w16se wp14">
+<w:document xmlns:wpc="http://schemas.microsoft.com/office/word/2010/wordprocessingCanvas" xmlns:cx="http://schemas.microsoft.com/office/drawing/2014/chartex" xmlns:cx1="http://schemas.microsoft.com/office/drawing/2015/9/8/chartex" xmlns:cx2="http://schemas.microsoft.com/office/drawing/2015/10/21/chartex" xmlns:cx3="http://schemas.microsoft.com/office/drawing/2016/5/9/chartex" xmlns:cx4="http://schemas.microsoft.com/office/drawing/2016/5/10/chartex" xmlns:cx5="http://schemas.microsoft.com/office/drawing/2016/5/11/chartex" xmlns:cx6="http://schemas.microsoft.com/office/drawing/2016/5/12/chartex" xmlns:cx7="http://schemas.microsoft.com/office/drawing/2016/5/13/chartex" xmlns:cx8="http://schemas.microsoft.com/office/drawing/2016/5/14/chartex" xmlns:mc="http://schemas.openxmlformats.org/markup-compatibility/2006" xmlns:aink="http://schemas.microsoft.com/office/drawing/2016/ink" xmlns:am3d="http://schemas.microsoft.com/office/drawing/2017/model3d" xmlns:o="urn:schemas-microsoft-com:office:office" xmlns:oel="http://schemas.microsoft.com/office/2019/extlst" xmlns:r="http://schemas.openxmlformats.org/officeDocument/2006/relationships" xmlns:m="http://schemas.openxmlformats.org/officeDocument/2006/math" xmlns:v="urn:schemas-microsoft-com:vml" xmlns:wp14="http://schemas.microsoft.com/office/word/2010/wordprocessingDrawing" xmlns:wp="http://schemas.openxmlformats.org/drawingml/2006/wordprocessingDrawing" xmlns:w10="urn:schemas-microsoft-com:office:word" xmlns:w="http://schemas.openxmlformats.org/wordprocessingml/2006/main" xmlns:w14="http://schemas.microsoft.com/office/word/2010/wordml" xmlns:w15="http://schemas.microsoft.com/office/word/2012/wordml" xmlns:w16cex="http://schemas.microsoft.com/office/word/2018/wordml/cex" xmlns:w16cid="http://schemas.microsoft.com/office/word/2016/wordml/cid" xmlns:w16="http://schemas.microsoft.com/office/word/2018/wordml" xmlns:w16sdtdh="http://schemas.microsoft.com/office/word/2020/wordml/sdtdatahash" xmlns:w16se="http://schemas.microsoft.com/office/word/2015/wordml/symex" xmlns:wpg="http://schemas.microsoft.com/office/word/2010/wordprocessingGroup" xmlns:wpi="http://schemas.microsoft.com/office/word/2010/wordprocessingInk" xmlns:wne="http://schemas.microsoft.com/office/word/2006/wordml" xmlns:wps="http://schemas.microsoft.com/office/word/2010/wordprocessingShape" mc:Ignorable="w14 w15 w16se w16cid w16 w16cex w16sdtdh wp14">
   <w:body>
     <w:p>
       <w:pPr>
@@ -19,6 +19,127 @@
       <w:r>
         <w:t>Evaluation</w:t>
       </w:r>
+    </w:p>
+    <w:p>
+      <w:r>
+        <w:t>Evaluation of the program:</w:t>
+      </w:r>
+    </w:p>
+    <w:p>
+      <w:pPr>
+        <w:numPr>
+          <w:ilvl w:val="0"/>
+          <w:numId w:val="25"/>
+        </w:numPr>
+      </w:pPr>
+      <w:r>
+        <w:t>The program will allow the client to create a reminder with parameters (Title, duration, completion).</w:t>
+      </w:r>
+    </w:p>
+    <w:p>
+      <w:pPr>
+        <w:ind w:left="1080"/>
+      </w:pPr>
+      <w:r>
+        <w:t xml:space="preserve">This Criteria has been met, when user logs in (or creates a new account) they are moved to a add reminder screen which. </w:t>
+      </w:r>
+    </w:p>
+    <w:p>
+      <w:pPr>
+        <w:numPr>
+          <w:ilvl w:val="0"/>
+          <w:numId w:val="25"/>
+        </w:numPr>
+      </w:pPr>
+      <w:r>
+        <w:t>The app should have a user-friendly interface that is easy to navigate.</w:t>
+      </w:r>
+    </w:p>
+    <w:p>
+      <w:pPr>
+        <w:numPr>
+          <w:ilvl w:val="0"/>
+          <w:numId w:val="25"/>
+        </w:numPr>
+      </w:pPr>
+      <w:r>
+        <w:t>Each reminder should have a progress bar associated with it.</w:t>
+      </w:r>
+    </w:p>
+    <w:p>
+      <w:pPr>
+        <w:numPr>
+          <w:ilvl w:val="0"/>
+          <w:numId w:val="25"/>
+        </w:numPr>
+      </w:pPr>
+      <w:r>
+        <w:t>The reminder should notify the client via push notification when the timer is exhausted.</w:t>
+      </w:r>
+    </w:p>
+    <w:p>
+      <w:pPr>
+        <w:numPr>
+          <w:ilvl w:val="0"/>
+          <w:numId w:val="25"/>
+        </w:numPr>
+      </w:pPr>
+      <w:r>
+        <w:t>The program will display each reminder with its corresponding values.</w:t>
+      </w:r>
+    </w:p>
+    <w:p>
+      <w:pPr>
+        <w:numPr>
+          <w:ilvl w:val="0"/>
+          <w:numId w:val="25"/>
+        </w:numPr>
+      </w:pPr>
+      <w:r>
+        <w:t>The program should be reliable and should not crash or have any technical issues.</w:t>
+      </w:r>
+    </w:p>
+    <w:p>
+      <w:pPr>
+        <w:numPr>
+          <w:ilvl w:val="0"/>
+          <w:numId w:val="25"/>
+        </w:numPr>
+      </w:pPr>
+      <w:r>
+        <w:t>The program will sort the list given a priority.</w:t>
+      </w:r>
+    </w:p>
+    <w:p>
+      <w:pPr>
+        <w:numPr>
+          <w:ilvl w:val="0"/>
+          <w:numId w:val="25"/>
+        </w:numPr>
+      </w:pPr>
+      <w:r>
+        <w:t>The program will allow reminders to be days long, to record a streak.</w:t>
+      </w:r>
+    </w:p>
+    <w:p>
+      <w:pPr>
+        <w:ind w:left="1080"/>
+      </w:pPr>
+    </w:p>
+    <w:p>
+      <w:pPr>
+        <w:ind w:left="720"/>
+      </w:pPr>
+    </w:p>
+    <w:p>
+      <w:r>
+        <w:t xml:space="preserve"> </w:t>
+      </w:r>
+    </w:p>
+    <w:p>
+      <w:pPr>
+        <w:ind w:left="720"/>
+      </w:pPr>
     </w:p>
     <w:p/>
     <w:p/>
@@ -43,10 +164,7 @@
       </w:r>
     </w:p>
     <w:p/>
-    <w:p>
-      <w:bookmarkStart w:id="0" w:name="_GoBack"/>
-      <w:bookmarkEnd w:id="0"/>
-    </w:p>
+    <w:p/>
     <w:sectPr>
       <w:pgSz w:w="11906" w:h="16838"/>
       <w:pgMar w:top="1440" w:right="1440" w:bottom="1440" w:left="1440" w:header="708" w:footer="708" w:gutter="0"/>
@@ -58,7 +176,7 @@
 </file>
 
 <file path=word/numbering.xml><?xml version="1.0" encoding="utf-8"?>
-<w:numbering xmlns:wpc="http://schemas.microsoft.com/office/word/2010/wordprocessingCanvas" xmlns:cx="http://schemas.microsoft.com/office/drawing/2014/chartex" xmlns:cx1="http://schemas.microsoft.com/office/drawing/2015/9/8/chartex" xmlns:cx2="http://schemas.microsoft.com/office/drawing/2015/10/21/chartex" xmlns:cx3="http://schemas.microsoft.com/office/drawing/2016/5/9/chartex" xmlns:cx4="http://schemas.microsoft.com/office/drawing/2016/5/10/chartex" xmlns:cx5="http://schemas.microsoft.com/office/drawing/2016/5/11/chartex" xmlns:cx6="http://schemas.microsoft.com/office/drawing/2016/5/12/chartex" xmlns:cx7="http://schemas.microsoft.com/office/drawing/2016/5/13/chartex" xmlns:cx8="http://schemas.microsoft.com/office/drawing/2016/5/14/chartex" xmlns:mc="http://schemas.openxmlformats.org/markup-compatibility/2006" xmlns:o="urn:schemas-microsoft-com:office:office" xmlns:r="http://schemas.openxmlformats.org/officeDocument/2006/relationships" xmlns:m="http://schemas.openxmlformats.org/officeDocument/2006/math" xmlns:v="urn:schemas-microsoft-com:vml" xmlns:wp14="http://schemas.microsoft.com/office/word/2010/wordprocessingDrawing" xmlns:wp="http://schemas.openxmlformats.org/drawingml/2006/wordprocessingDrawing" xmlns:w10="urn:schemas-microsoft-com:office:word" xmlns:w="http://schemas.openxmlformats.org/wordprocessingml/2006/main" xmlns:w14="http://schemas.microsoft.com/office/word/2010/wordml" xmlns:w15="http://schemas.microsoft.com/office/word/2012/wordml" xmlns:w16se="http://schemas.microsoft.com/office/word/2015/wordml/symex" xmlns:wpg="http://schemas.microsoft.com/office/word/2010/wordprocessingGroup" xmlns:wpi="http://schemas.microsoft.com/office/word/2010/wordprocessingInk" xmlns:wne="http://schemas.microsoft.com/office/word/2006/wordml" xmlns:wps="http://schemas.microsoft.com/office/word/2010/wordprocessingShape" mc:Ignorable="w14 w15 w16se wp14">
+<w:numbering xmlns:wpc="http://schemas.microsoft.com/office/word/2010/wordprocessingCanvas" xmlns:cx="http://schemas.microsoft.com/office/drawing/2014/chartex" xmlns:cx1="http://schemas.microsoft.com/office/drawing/2015/9/8/chartex" xmlns:cx2="http://schemas.microsoft.com/office/drawing/2015/10/21/chartex" xmlns:cx3="http://schemas.microsoft.com/office/drawing/2016/5/9/chartex" xmlns:cx4="http://schemas.microsoft.com/office/drawing/2016/5/10/chartex" xmlns:cx5="http://schemas.microsoft.com/office/drawing/2016/5/11/chartex" xmlns:cx6="http://schemas.microsoft.com/office/drawing/2016/5/12/chartex" xmlns:cx7="http://schemas.microsoft.com/office/drawing/2016/5/13/chartex" xmlns:cx8="http://schemas.microsoft.com/office/drawing/2016/5/14/chartex" xmlns:mc="http://schemas.openxmlformats.org/markup-compatibility/2006" xmlns:aink="http://schemas.microsoft.com/office/drawing/2016/ink" xmlns:am3d="http://schemas.microsoft.com/office/drawing/2017/model3d" xmlns:o="urn:schemas-microsoft-com:office:office" xmlns:oel="http://schemas.microsoft.com/office/2019/extlst" xmlns:r="http://schemas.openxmlformats.org/officeDocument/2006/relationships" xmlns:m="http://schemas.openxmlformats.org/officeDocument/2006/math" xmlns:v="urn:schemas-microsoft-com:vml" xmlns:wp14="http://schemas.microsoft.com/office/word/2010/wordprocessingDrawing" xmlns:wp="http://schemas.openxmlformats.org/drawingml/2006/wordprocessingDrawing" xmlns:w10="urn:schemas-microsoft-com:office:word" xmlns:w="http://schemas.openxmlformats.org/wordprocessingml/2006/main" xmlns:w14="http://schemas.microsoft.com/office/word/2010/wordml" xmlns:w15="http://schemas.microsoft.com/office/word/2012/wordml" xmlns:w16cex="http://schemas.microsoft.com/office/word/2018/wordml/cex" xmlns:w16cid="http://schemas.microsoft.com/office/word/2016/wordml/cid" xmlns:w16="http://schemas.microsoft.com/office/word/2018/wordml" xmlns:w16sdtdh="http://schemas.microsoft.com/office/word/2020/wordml/sdtdatahash" xmlns:w16se="http://schemas.microsoft.com/office/word/2015/wordml/symex" xmlns:wpg="http://schemas.microsoft.com/office/word/2010/wordprocessingGroup" xmlns:wpi="http://schemas.microsoft.com/office/word/2010/wordprocessingInk" xmlns:wne="http://schemas.microsoft.com/office/word/2006/wordml" xmlns:wps="http://schemas.microsoft.com/office/word/2010/wordprocessingShape" mc:Ignorable="w14 w15 w16se w16cid w16 w16cex w16sdtdh wp14">
   <w:abstractNum w:abstractNumId="0" w15:restartNumberingAfterBreak="0">
     <w:nsid w:val="00253046"/>
     <w:multiLevelType w:val="hybridMultilevel"/>
@@ -512,6 +630,95 @@
     </w:lvl>
   </w:abstractNum>
   <w:abstractNum w:abstractNumId="4" w15:restartNumberingAfterBreak="0">
+    <w:nsid w:val="0E8F4265"/>
+    <w:multiLevelType w:val="hybridMultilevel"/>
+    <w:tmpl w:val="19CC0BE4"/>
+    <w:lvl w:ilvl="0" w:tplc="CDEC53AA">
+      <w:start w:val="1"/>
+      <w:numFmt w:val="decimal"/>
+      <w:lvlText w:val="%1."/>
+      <w:lvlJc w:val="left"/>
+      <w:pPr>
+        <w:ind w:left="1080" w:hanging="360"/>
+      </w:pPr>
+      <w:rPr>
+        <w:rFonts w:hint="default"/>
+      </w:rPr>
+    </w:lvl>
+    <w:lvl w:ilvl="1" w:tplc="04090019" w:tentative="1">
+      <w:start w:val="1"/>
+      <w:numFmt w:val="lowerLetter"/>
+      <w:lvlText w:val="%2."/>
+      <w:lvlJc w:val="left"/>
+      <w:pPr>
+        <w:ind w:left="1800" w:hanging="360"/>
+      </w:pPr>
+    </w:lvl>
+    <w:lvl w:ilvl="2" w:tplc="0409001B" w:tentative="1">
+      <w:start w:val="1"/>
+      <w:numFmt w:val="lowerRoman"/>
+      <w:lvlText w:val="%3."/>
+      <w:lvlJc w:val="right"/>
+      <w:pPr>
+        <w:ind w:left="2520" w:hanging="180"/>
+      </w:pPr>
+    </w:lvl>
+    <w:lvl w:ilvl="3" w:tplc="0409000F" w:tentative="1">
+      <w:start w:val="1"/>
+      <w:numFmt w:val="decimal"/>
+      <w:lvlText w:val="%4."/>
+      <w:lvlJc w:val="left"/>
+      <w:pPr>
+        <w:ind w:left="3240" w:hanging="360"/>
+      </w:pPr>
+    </w:lvl>
+    <w:lvl w:ilvl="4" w:tplc="04090019" w:tentative="1">
+      <w:start w:val="1"/>
+      <w:numFmt w:val="lowerLetter"/>
+      <w:lvlText w:val="%5."/>
+      <w:lvlJc w:val="left"/>
+      <w:pPr>
+        <w:ind w:left="3960" w:hanging="360"/>
+      </w:pPr>
+    </w:lvl>
+    <w:lvl w:ilvl="5" w:tplc="0409001B" w:tentative="1">
+      <w:start w:val="1"/>
+      <w:numFmt w:val="lowerRoman"/>
+      <w:lvlText w:val="%6."/>
+      <w:lvlJc w:val="right"/>
+      <w:pPr>
+        <w:ind w:left="4680" w:hanging="180"/>
+      </w:pPr>
+    </w:lvl>
+    <w:lvl w:ilvl="6" w:tplc="0409000F" w:tentative="1">
+      <w:start w:val="1"/>
+      <w:numFmt w:val="decimal"/>
+      <w:lvlText w:val="%7."/>
+      <w:lvlJc w:val="left"/>
+      <w:pPr>
+        <w:ind w:left="5400" w:hanging="360"/>
+      </w:pPr>
+    </w:lvl>
+    <w:lvl w:ilvl="7" w:tplc="04090019" w:tentative="1">
+      <w:start w:val="1"/>
+      <w:numFmt w:val="lowerLetter"/>
+      <w:lvlText w:val="%8."/>
+      <w:lvlJc w:val="left"/>
+      <w:pPr>
+        <w:ind w:left="6120" w:hanging="360"/>
+      </w:pPr>
+    </w:lvl>
+    <w:lvl w:ilvl="8" w:tplc="0409001B" w:tentative="1">
+      <w:start w:val="1"/>
+      <w:numFmt w:val="lowerRoman"/>
+      <w:lvlText w:val="%9."/>
+      <w:lvlJc w:val="right"/>
+      <w:pPr>
+        <w:ind w:left="6840" w:hanging="180"/>
+      </w:pPr>
+    </w:lvl>
+  </w:abstractNum>
+  <w:abstractNum w:abstractNumId="5" w15:restartNumberingAfterBreak="0">
     <w:nsid w:val="0F084A5D"/>
     <w:multiLevelType w:val="hybridMultilevel"/>
     <w:tmpl w:val="2AC2CB2C"/>
@@ -624,7 +831,7 @@
       </w:rPr>
     </w:lvl>
   </w:abstractNum>
-  <w:abstractNum w:abstractNumId="5" w15:restartNumberingAfterBreak="0">
+  <w:abstractNum w:abstractNumId="6" w15:restartNumberingAfterBreak="0">
     <w:nsid w:val="0F6D020A"/>
     <w:multiLevelType w:val="hybridMultilevel"/>
     <w:tmpl w:val="C5E6A668"/>
@@ -737,7 +944,7 @@
       </w:rPr>
     </w:lvl>
   </w:abstractNum>
-  <w:abstractNum w:abstractNumId="6" w15:restartNumberingAfterBreak="0">
+  <w:abstractNum w:abstractNumId="7" w15:restartNumberingAfterBreak="0">
     <w:nsid w:val="13D57566"/>
     <w:multiLevelType w:val="hybridMultilevel"/>
     <w:tmpl w:val="1BFE4E58"/>
@@ -853,7 +1060,7 @@
       </w:rPr>
     </w:lvl>
   </w:abstractNum>
-  <w:abstractNum w:abstractNumId="7" w15:restartNumberingAfterBreak="0">
+  <w:abstractNum w:abstractNumId="8" w15:restartNumberingAfterBreak="0">
     <w:nsid w:val="1A4C7DB1"/>
     <w:multiLevelType w:val="hybridMultilevel"/>
     <w:tmpl w:val="75DE2C36"/>
@@ -966,7 +1173,7 @@
       </w:rPr>
     </w:lvl>
   </w:abstractNum>
-  <w:abstractNum w:abstractNumId="8" w15:restartNumberingAfterBreak="0">
+  <w:abstractNum w:abstractNumId="9" w15:restartNumberingAfterBreak="0">
     <w:nsid w:val="1C3B4430"/>
     <w:multiLevelType w:val="hybridMultilevel"/>
     <w:tmpl w:val="577A5B68"/>
@@ -1079,7 +1286,7 @@
       </w:rPr>
     </w:lvl>
   </w:abstractNum>
-  <w:abstractNum w:abstractNumId="9" w15:restartNumberingAfterBreak="0">
+  <w:abstractNum w:abstractNumId="10" w15:restartNumberingAfterBreak="0">
     <w:nsid w:val="1D916C25"/>
     <w:multiLevelType w:val="hybridMultilevel"/>
     <w:tmpl w:val="0DC0E92A"/>
@@ -1192,7 +1399,7 @@
       </w:rPr>
     </w:lvl>
   </w:abstractNum>
-  <w:abstractNum w:abstractNumId="10" w15:restartNumberingAfterBreak="0">
+  <w:abstractNum w:abstractNumId="11" w15:restartNumberingAfterBreak="0">
     <w:nsid w:val="20910665"/>
     <w:multiLevelType w:val="hybridMultilevel"/>
     <w:tmpl w:val="2D8CC7B4"/>
@@ -1305,7 +1512,96 @@
       </w:rPr>
     </w:lvl>
   </w:abstractNum>
-  <w:abstractNum w:abstractNumId="11" w15:restartNumberingAfterBreak="0">
+  <w:abstractNum w:abstractNumId="12" w15:restartNumberingAfterBreak="0">
+    <w:nsid w:val="212C3F46"/>
+    <w:multiLevelType w:val="hybridMultilevel"/>
+    <w:tmpl w:val="70861E98"/>
+    <w:lvl w:ilvl="0" w:tplc="0409000F">
+      <w:start w:val="1"/>
+      <w:numFmt w:val="decimal"/>
+      <w:lvlText w:val="%1."/>
+      <w:lvlJc w:val="left"/>
+      <w:pPr>
+        <w:ind w:left="720" w:hanging="360"/>
+      </w:pPr>
+      <w:rPr>
+        <w:rFonts w:hint="default"/>
+      </w:rPr>
+    </w:lvl>
+    <w:lvl w:ilvl="1" w:tplc="04090019" w:tentative="1">
+      <w:start w:val="1"/>
+      <w:numFmt w:val="lowerLetter"/>
+      <w:lvlText w:val="%2."/>
+      <w:lvlJc w:val="left"/>
+      <w:pPr>
+        <w:ind w:left="1440" w:hanging="360"/>
+      </w:pPr>
+    </w:lvl>
+    <w:lvl w:ilvl="2" w:tplc="0409001B" w:tentative="1">
+      <w:start w:val="1"/>
+      <w:numFmt w:val="lowerRoman"/>
+      <w:lvlText w:val="%3."/>
+      <w:lvlJc w:val="right"/>
+      <w:pPr>
+        <w:ind w:left="2160" w:hanging="180"/>
+      </w:pPr>
+    </w:lvl>
+    <w:lvl w:ilvl="3" w:tplc="0409000F" w:tentative="1">
+      <w:start w:val="1"/>
+      <w:numFmt w:val="decimal"/>
+      <w:lvlText w:val="%4."/>
+      <w:lvlJc w:val="left"/>
+      <w:pPr>
+        <w:ind w:left="2880" w:hanging="360"/>
+      </w:pPr>
+    </w:lvl>
+    <w:lvl w:ilvl="4" w:tplc="04090019" w:tentative="1">
+      <w:start w:val="1"/>
+      <w:numFmt w:val="lowerLetter"/>
+      <w:lvlText w:val="%5."/>
+      <w:lvlJc w:val="left"/>
+      <w:pPr>
+        <w:ind w:left="3600" w:hanging="360"/>
+      </w:pPr>
+    </w:lvl>
+    <w:lvl w:ilvl="5" w:tplc="0409001B" w:tentative="1">
+      <w:start w:val="1"/>
+      <w:numFmt w:val="lowerRoman"/>
+      <w:lvlText w:val="%6."/>
+      <w:lvlJc w:val="right"/>
+      <w:pPr>
+        <w:ind w:left="4320" w:hanging="180"/>
+      </w:pPr>
+    </w:lvl>
+    <w:lvl w:ilvl="6" w:tplc="0409000F" w:tentative="1">
+      <w:start w:val="1"/>
+      <w:numFmt w:val="decimal"/>
+      <w:lvlText w:val="%7."/>
+      <w:lvlJc w:val="left"/>
+      <w:pPr>
+        <w:ind w:left="5040" w:hanging="360"/>
+      </w:pPr>
+    </w:lvl>
+    <w:lvl w:ilvl="7" w:tplc="04090019" w:tentative="1">
+      <w:start w:val="1"/>
+      <w:numFmt w:val="lowerLetter"/>
+      <w:lvlText w:val="%8."/>
+      <w:lvlJc w:val="left"/>
+      <w:pPr>
+        <w:ind w:left="5760" w:hanging="360"/>
+      </w:pPr>
+    </w:lvl>
+    <w:lvl w:ilvl="8" w:tplc="0409001B" w:tentative="1">
+      <w:start w:val="1"/>
+      <w:numFmt w:val="lowerRoman"/>
+      <w:lvlText w:val="%9."/>
+      <w:lvlJc w:val="right"/>
+      <w:pPr>
+        <w:ind w:left="6480" w:hanging="180"/>
+      </w:pPr>
+    </w:lvl>
+  </w:abstractNum>
+  <w:abstractNum w:abstractNumId="13" w15:restartNumberingAfterBreak="0">
     <w:nsid w:val="23F829E6"/>
     <w:multiLevelType w:val="hybridMultilevel"/>
     <w:tmpl w:val="F7867A76"/>
@@ -1418,7 +1714,7 @@
       </w:rPr>
     </w:lvl>
   </w:abstractNum>
-  <w:abstractNum w:abstractNumId="12" w15:restartNumberingAfterBreak="0">
+  <w:abstractNum w:abstractNumId="14" w15:restartNumberingAfterBreak="0">
     <w:nsid w:val="27C4360B"/>
     <w:multiLevelType w:val="hybridMultilevel"/>
     <w:tmpl w:val="1318025E"/>
@@ -1531,7 +1827,7 @@
       </w:rPr>
     </w:lvl>
   </w:abstractNum>
-  <w:abstractNum w:abstractNumId="13" w15:restartNumberingAfterBreak="0">
+  <w:abstractNum w:abstractNumId="15" w15:restartNumberingAfterBreak="0">
     <w:nsid w:val="27D012B1"/>
     <w:multiLevelType w:val="hybridMultilevel"/>
     <w:tmpl w:val="0DC0E92A"/>
@@ -1644,7 +1940,7 @@
       </w:rPr>
     </w:lvl>
   </w:abstractNum>
-  <w:abstractNum w:abstractNumId="14" w15:restartNumberingAfterBreak="0">
+  <w:abstractNum w:abstractNumId="16" w15:restartNumberingAfterBreak="0">
     <w:nsid w:val="2BAB7774"/>
     <w:multiLevelType w:val="hybridMultilevel"/>
     <w:tmpl w:val="F7A4EEDE"/>
@@ -1757,7 +2053,7 @@
       </w:rPr>
     </w:lvl>
   </w:abstractNum>
-  <w:abstractNum w:abstractNumId="15" w15:restartNumberingAfterBreak="0">
+  <w:abstractNum w:abstractNumId="17" w15:restartNumberingAfterBreak="0">
     <w:nsid w:val="45B60C93"/>
     <w:multiLevelType w:val="hybridMultilevel"/>
     <w:tmpl w:val="1C0EB93A"/>
@@ -1870,7 +2166,7 @@
       </w:rPr>
     </w:lvl>
   </w:abstractNum>
-  <w:abstractNum w:abstractNumId="16" w15:restartNumberingAfterBreak="0">
+  <w:abstractNum w:abstractNumId="18" w15:restartNumberingAfterBreak="0">
     <w:nsid w:val="48C74260"/>
     <w:multiLevelType w:val="hybridMultilevel"/>
     <w:tmpl w:val="46C41BEE"/>
@@ -1983,7 +2279,7 @@
       </w:rPr>
     </w:lvl>
   </w:abstractNum>
-  <w:abstractNum w:abstractNumId="17" w15:restartNumberingAfterBreak="0">
+  <w:abstractNum w:abstractNumId="19" w15:restartNumberingAfterBreak="0">
     <w:nsid w:val="4E3E753A"/>
     <w:multiLevelType w:val="hybridMultilevel"/>
     <w:tmpl w:val="E2743E9C"/>
@@ -2096,7 +2392,7 @@
       </w:rPr>
     </w:lvl>
   </w:abstractNum>
-  <w:abstractNum w:abstractNumId="18" w15:restartNumberingAfterBreak="0">
+  <w:abstractNum w:abstractNumId="20" w15:restartNumberingAfterBreak="0">
     <w:nsid w:val="4F886907"/>
     <w:multiLevelType w:val="hybridMultilevel"/>
     <w:tmpl w:val="07383BF8"/>
@@ -2209,7 +2505,7 @@
       </w:rPr>
     </w:lvl>
   </w:abstractNum>
-  <w:abstractNum w:abstractNumId="19" w15:restartNumberingAfterBreak="0">
+  <w:abstractNum w:abstractNumId="21" w15:restartNumberingAfterBreak="0">
     <w:nsid w:val="52211131"/>
     <w:multiLevelType w:val="hybridMultilevel"/>
     <w:tmpl w:val="0DC0E92A"/>
@@ -2322,7 +2618,7 @@
       </w:rPr>
     </w:lvl>
   </w:abstractNum>
-  <w:abstractNum w:abstractNumId="20" w15:restartNumberingAfterBreak="0">
+  <w:abstractNum w:abstractNumId="22" w15:restartNumberingAfterBreak="0">
     <w:nsid w:val="5F4D5CE4"/>
     <w:multiLevelType w:val="hybridMultilevel"/>
     <w:tmpl w:val="9F68F0B8"/>
@@ -2435,7 +2731,7 @@
       </w:rPr>
     </w:lvl>
   </w:abstractNum>
-  <w:abstractNum w:abstractNumId="21" w15:restartNumberingAfterBreak="0">
+  <w:abstractNum w:abstractNumId="23" w15:restartNumberingAfterBreak="0">
     <w:nsid w:val="61A256E1"/>
     <w:multiLevelType w:val="hybridMultilevel"/>
     <w:tmpl w:val="0DC0E92A"/>
@@ -2548,7 +2844,7 @@
       </w:rPr>
     </w:lvl>
   </w:abstractNum>
-  <w:abstractNum w:abstractNumId="22" w15:restartNumberingAfterBreak="0">
+  <w:abstractNum w:abstractNumId="24" w15:restartNumberingAfterBreak="0">
     <w:nsid w:val="61F65A11"/>
     <w:multiLevelType w:val="hybridMultilevel"/>
     <w:tmpl w:val="F7867A76"/>
@@ -2661,80 +2957,86 @@
       </w:rPr>
     </w:lvl>
   </w:abstractNum>
-  <w:num w:numId="1">
+  <w:num w:numId="1" w16cid:durableId="1921910682">
     <w:abstractNumId w:val="0"/>
   </w:num>
-  <w:num w:numId="2">
+  <w:num w:numId="2" w16cid:durableId="2080210678">
+    <w:abstractNumId w:val="20"/>
+  </w:num>
+  <w:num w:numId="3" w16cid:durableId="142426434">
+    <w:abstractNumId w:val="14"/>
+  </w:num>
+  <w:num w:numId="4" w16cid:durableId="1339766896">
+    <w:abstractNumId w:val="2"/>
+  </w:num>
+  <w:num w:numId="5" w16cid:durableId="1101488771">
+    <w:abstractNumId w:val="8"/>
+  </w:num>
+  <w:num w:numId="6" w16cid:durableId="1498693625">
+    <w:abstractNumId w:val="22"/>
+  </w:num>
+  <w:num w:numId="7" w16cid:durableId="1651518727">
+    <w:abstractNumId w:val="17"/>
+  </w:num>
+  <w:num w:numId="8" w16cid:durableId="302390091">
+    <w:abstractNumId w:val="5"/>
+  </w:num>
+  <w:num w:numId="9" w16cid:durableId="751513509">
+    <w:abstractNumId w:val="6"/>
+  </w:num>
+  <w:num w:numId="10" w16cid:durableId="927544168">
+    <w:abstractNumId w:val="10"/>
+  </w:num>
+  <w:num w:numId="11" w16cid:durableId="236593425">
+    <w:abstractNumId w:val="21"/>
+  </w:num>
+  <w:num w:numId="12" w16cid:durableId="1483502101">
+    <w:abstractNumId w:val="15"/>
+  </w:num>
+  <w:num w:numId="13" w16cid:durableId="814640009">
+    <w:abstractNumId w:val="23"/>
+  </w:num>
+  <w:num w:numId="14" w16cid:durableId="462386181">
+    <w:abstractNumId w:val="9"/>
+  </w:num>
+  <w:num w:numId="15" w16cid:durableId="1108163080">
+    <w:abstractNumId w:val="24"/>
+  </w:num>
+  <w:num w:numId="16" w16cid:durableId="1865827100">
+    <w:abstractNumId w:val="1"/>
+  </w:num>
+  <w:num w:numId="17" w16cid:durableId="1818062671">
+    <w:abstractNumId w:val="13"/>
+  </w:num>
+  <w:num w:numId="18" w16cid:durableId="677080043">
+    <w:abstractNumId w:val="3"/>
+  </w:num>
+  <w:num w:numId="19" w16cid:durableId="1101680064">
+    <w:abstractNumId w:val="16"/>
+  </w:num>
+  <w:num w:numId="20" w16cid:durableId="1020856945">
     <w:abstractNumId w:val="18"/>
   </w:num>
-  <w:num w:numId="3">
+  <w:num w:numId="21" w16cid:durableId="92212151">
+    <w:abstractNumId w:val="11"/>
+  </w:num>
+  <w:num w:numId="22" w16cid:durableId="1671834134">
+    <w:abstractNumId w:val="19"/>
+  </w:num>
+  <w:num w:numId="23" w16cid:durableId="1533224742">
+    <w:abstractNumId w:val="7"/>
+  </w:num>
+  <w:num w:numId="24" w16cid:durableId="703214042">
     <w:abstractNumId w:val="12"/>
   </w:num>
-  <w:num w:numId="4">
-    <w:abstractNumId w:val="2"/>
-  </w:num>
-  <w:num w:numId="5">
-    <w:abstractNumId w:val="7"/>
-  </w:num>
-  <w:num w:numId="6">
-    <w:abstractNumId w:val="20"/>
-  </w:num>
-  <w:num w:numId="7">
-    <w:abstractNumId w:val="15"/>
-  </w:num>
-  <w:num w:numId="8">
+  <w:num w:numId="25" w16cid:durableId="857743265">
     <w:abstractNumId w:val="4"/>
-  </w:num>
-  <w:num w:numId="9">
-    <w:abstractNumId w:val="5"/>
-  </w:num>
-  <w:num w:numId="10">
-    <w:abstractNumId w:val="9"/>
-  </w:num>
-  <w:num w:numId="11">
-    <w:abstractNumId w:val="19"/>
-  </w:num>
-  <w:num w:numId="12">
-    <w:abstractNumId w:val="13"/>
-  </w:num>
-  <w:num w:numId="13">
-    <w:abstractNumId w:val="21"/>
-  </w:num>
-  <w:num w:numId="14">
-    <w:abstractNumId w:val="8"/>
-  </w:num>
-  <w:num w:numId="15">
-    <w:abstractNumId w:val="22"/>
-  </w:num>
-  <w:num w:numId="16">
-    <w:abstractNumId w:val="1"/>
-  </w:num>
-  <w:num w:numId="17">
-    <w:abstractNumId w:val="11"/>
-  </w:num>
-  <w:num w:numId="18">
-    <w:abstractNumId w:val="3"/>
-  </w:num>
-  <w:num w:numId="19">
-    <w:abstractNumId w:val="14"/>
-  </w:num>
-  <w:num w:numId="20">
-    <w:abstractNumId w:val="16"/>
-  </w:num>
-  <w:num w:numId="21">
-    <w:abstractNumId w:val="10"/>
-  </w:num>
-  <w:num w:numId="22">
-    <w:abstractNumId w:val="17"/>
-  </w:num>
-  <w:num w:numId="23">
-    <w:abstractNumId w:val="6"/>
   </w:num>
 </w:numbering>
 </file>
 
 <file path=word/styles.xml><?xml version="1.0" encoding="utf-8"?>
-<w:styles xmlns:mc="http://schemas.openxmlformats.org/markup-compatibility/2006" xmlns:r="http://schemas.openxmlformats.org/officeDocument/2006/relationships" xmlns:w="http://schemas.openxmlformats.org/wordprocessingml/2006/main" xmlns:w14="http://schemas.microsoft.com/office/word/2010/wordml" xmlns:w15="http://schemas.microsoft.com/office/word/2012/wordml" xmlns:w16se="http://schemas.microsoft.com/office/word/2015/wordml/symex" mc:Ignorable="w14 w15 w16se">
+<w:styles xmlns:mc="http://schemas.openxmlformats.org/markup-compatibility/2006" xmlns:r="http://schemas.openxmlformats.org/officeDocument/2006/relationships" xmlns:w="http://schemas.openxmlformats.org/wordprocessingml/2006/main" xmlns:w14="http://schemas.microsoft.com/office/word/2010/wordml" xmlns:w15="http://schemas.microsoft.com/office/word/2012/wordml" xmlns:w16cex="http://schemas.microsoft.com/office/word/2018/wordml/cex" xmlns:w16cid="http://schemas.microsoft.com/office/word/2016/wordml/cid" xmlns:w16="http://schemas.microsoft.com/office/word/2018/wordml" xmlns:w16sdtdh="http://schemas.microsoft.com/office/word/2020/wordml/sdtdatahash" xmlns:w16se="http://schemas.microsoft.com/office/word/2015/wordml/symex" mc:Ignorable="w14 w15 w16se w16cid w16 w16cex w16sdtdh">
   <w:docDefaults>
     <w:rPrDefault>
       <w:rPr>
@@ -2744,7 +3046,7 @@
     </w:rPrDefault>
     <w:pPrDefault/>
   </w:docDefaults>
-  <w:latentStyles w:defLockedState="0" w:defUIPriority="99" w:defSemiHidden="0" w:defUnhideWhenUsed="0" w:defQFormat="0" w:count="374">
+  <w:latentStyles w:defLockedState="0" w:defUIPriority="99" w:defSemiHidden="0" w:defUnhideWhenUsed="0" w:defQFormat="0" w:count="376">
     <w:lsdException w:name="Normal" w:uiPriority="0" w:qFormat="1"/>
     <w:lsdException w:name="heading 1" w:uiPriority="9" w:qFormat="1"/>
     <w:lsdException w:name="heading 2" w:uiPriority="9" w:qFormat="1"/>
@@ -2776,9 +3078,52 @@
     <w:lsdException w:name="Subtitle" w:uiPriority="11" w:qFormat="1"/>
     <w:lsdException w:name="Strong" w:uiPriority="22" w:qFormat="1"/>
     <w:lsdException w:name="Emphasis" w:uiPriority="20" w:qFormat="1"/>
+    <w:lsdException w:name="HTML Typewriter" w:semiHidden="1" w:unhideWhenUsed="1"/>
+    <w:lsdException w:name="Outline List 2" w:semiHidden="1" w:unhideWhenUsed="1"/>
+    <w:lsdException w:name="Outline List 3" w:semiHidden="1" w:unhideWhenUsed="1"/>
+    <w:lsdException w:name="Table Simple 1" w:semiHidden="1" w:unhideWhenUsed="1"/>
+    <w:lsdException w:name="Table Simple 2" w:semiHidden="1" w:unhideWhenUsed="1"/>
+    <w:lsdException w:name="Table Simple 3" w:semiHidden="1" w:unhideWhenUsed="1"/>
+    <w:lsdException w:name="Table Classic 1" w:semiHidden="1" w:unhideWhenUsed="1"/>
+    <w:lsdException w:name="Table Classic 2" w:semiHidden="1" w:unhideWhenUsed="1"/>
+    <w:lsdException w:name="Table Classic 3" w:semiHidden="1" w:unhideWhenUsed="1"/>
+    <w:lsdException w:name="Table Classic 4" w:semiHidden="1" w:unhideWhenUsed="1"/>
+    <w:lsdException w:name="Table Colorful 1" w:semiHidden="1" w:unhideWhenUsed="1"/>
+    <w:lsdException w:name="Table Colorful 2" w:semiHidden="1" w:unhideWhenUsed="1"/>
+    <w:lsdException w:name="Table Colorful 3" w:semiHidden="1" w:unhideWhenUsed="1"/>
+    <w:lsdException w:name="Table Columns 1" w:semiHidden="1" w:unhideWhenUsed="1"/>
+    <w:lsdException w:name="Table Columns 2" w:semiHidden="1" w:unhideWhenUsed="1"/>
+    <w:lsdException w:name="Table Columns 3" w:semiHidden="1" w:unhideWhenUsed="1"/>
+    <w:lsdException w:name="Table Columns 4" w:semiHidden="1" w:unhideWhenUsed="1"/>
+    <w:lsdException w:name="Table Columns 5" w:semiHidden="1" w:unhideWhenUsed="1"/>
+    <w:lsdException w:name="Table Grid 1" w:semiHidden="1" w:unhideWhenUsed="1"/>
+    <w:lsdException w:name="Table Grid 2" w:semiHidden="1" w:unhideWhenUsed="1"/>
+    <w:lsdException w:name="Table Grid 3" w:semiHidden="1" w:unhideWhenUsed="1"/>
+    <w:lsdException w:name="Table Grid 4" w:semiHidden="1" w:unhideWhenUsed="1"/>
+    <w:lsdException w:name="Table Grid 5" w:semiHidden="1" w:unhideWhenUsed="1"/>
+    <w:lsdException w:name="Table Grid 6" w:semiHidden="1" w:unhideWhenUsed="1"/>
+    <w:lsdException w:name="Table Grid 7" w:semiHidden="1" w:unhideWhenUsed="1"/>
+    <w:lsdException w:name="Table Grid 8" w:semiHidden="1" w:unhideWhenUsed="1"/>
+    <w:lsdException w:name="Table List 1" w:semiHidden="1" w:unhideWhenUsed="1"/>
+    <w:lsdException w:name="Table List 2" w:semiHidden="1" w:unhideWhenUsed="1"/>
+    <w:lsdException w:name="Table List 3" w:semiHidden="1" w:unhideWhenUsed="1"/>
+    <w:lsdException w:name="Table List 4" w:semiHidden="1" w:unhideWhenUsed="1"/>
+    <w:lsdException w:name="Table List 5" w:semiHidden="1" w:unhideWhenUsed="1"/>
+    <w:lsdException w:name="Table List 6" w:semiHidden="1" w:unhideWhenUsed="1"/>
+    <w:lsdException w:name="Table List 7" w:semiHidden="1" w:unhideWhenUsed="1"/>
+    <w:lsdException w:name="Table List 8" w:semiHidden="1" w:unhideWhenUsed="1"/>
+    <w:lsdException w:name="Table 3D effects 1" w:semiHidden="1" w:unhideWhenUsed="1"/>
+    <w:lsdException w:name="Table 3D effects 2" w:semiHidden="1" w:unhideWhenUsed="1"/>
+    <w:lsdException w:name="Table 3D effects 3" w:semiHidden="1" w:unhideWhenUsed="1"/>
+    <w:lsdException w:name="Table Contemporary" w:semiHidden="1" w:unhideWhenUsed="1"/>
+    <w:lsdException w:name="Table Elegant" w:semiHidden="1" w:unhideWhenUsed="1"/>
+    <w:lsdException w:name="Table Professional" w:semiHidden="1" w:unhideWhenUsed="1"/>
+    <w:lsdException w:name="Table Subtle 1" w:semiHidden="1" w:unhideWhenUsed="1"/>
+    <w:lsdException w:name="Table Subtle 2" w:semiHidden="1" w:unhideWhenUsed="1"/>
+    <w:lsdException w:name="Table Web 1" w:semiHidden="1" w:unhideWhenUsed="1"/>
+    <w:lsdException w:name="Table Web 3" w:semiHidden="1" w:unhideWhenUsed="1"/>
     <w:lsdException w:name="Balloon Text" w:semiHidden="1" w:unhideWhenUsed="1"/>
-    <w:lsdException w:name="Table Grid" w:semiHidden="1" w:uiPriority="59" w:unhideWhenUsed="1"/>
-    <w:lsdException w:name="Table Theme" w:semiHidden="1" w:unhideWhenUsed="1"/>
+    <w:lsdException w:name="Table Grid" w:uiPriority="59"/>
     <w:lsdException w:name="Placeholder Text" w:semiHidden="1"/>
     <w:lsdException w:name="No Spacing" w:uiPriority="1" w:qFormat="1"/>
     <w:lsdException w:name="Light Shading" w:uiPriority="60"/>
@@ -2889,7 +3234,7 @@
     <w:lsdException w:name="Intense Reference" w:uiPriority="32" w:qFormat="1"/>
     <w:lsdException w:name="Book Title" w:uiPriority="33" w:qFormat="1"/>
     <w:lsdException w:name="Bibliography" w:semiHidden="1" w:uiPriority="37" w:unhideWhenUsed="1"/>
-    <w:lsdException w:name="TOC Heading" w:uiPriority="39" w:qFormat="1"/>
+    <w:lsdException w:name="TOC Heading" w:semiHidden="1" w:uiPriority="39" w:unhideWhenUsed="1" w:qFormat="1"/>
     <w:lsdException w:name="Plain Table 1" w:uiPriority="41"/>
     <w:lsdException w:name="Plain Table 2" w:uiPriority="42"/>
     <w:lsdException w:name="Plain Table 3" w:uiPriority="43"/>
@@ -2997,10 +3342,13 @@
     <w:lsdException w:name="Mention" w:semiHidden="1" w:unhideWhenUsed="1"/>
     <w:lsdException w:name="Smart Hyperlink" w:semiHidden="1" w:unhideWhenUsed="1"/>
     <w:lsdException w:name="Hashtag" w:semiHidden="1" w:unhideWhenUsed="1"/>
+    <w:lsdException w:name="Unresolved Mention" w:semiHidden="1" w:unhideWhenUsed="1"/>
+    <w:lsdException w:name="Smart Link" w:semiHidden="1" w:unhideWhenUsed="1"/>
   </w:latentStyles>
   <w:style w:type="paragraph" w:default="1" w:styleId="Normal">
     <w:name w:val="Normal"/>
     <w:qFormat/>
+    <w:rsid w:val="00D06942"/>
     <w:pPr>
       <w:spacing w:after="200" w:line="276" w:lineRule="auto"/>
     </w:pPr>

--- a/app/bin/main/Surname_SessionNumber_IBCS_IA/IA_Solution_zip/Documentation/Crit_E_Evaluation.docx
+++ b/app/bin/main/Surname_SessionNumber_IBCS_IA/IA_Solution_zip/Documentation/Crit_E_Evaluation.docx
@@ -38,10 +38,25 @@
     </w:p>
     <w:p>
       <w:pPr>
-        <w:ind w:left="1080"/>
+        <w:numPr>
+          <w:ilvl w:val="0"/>
+          <w:numId w:val="28"/>
+        </w:numPr>
       </w:pPr>
       <w:r>
-        <w:t xml:space="preserve">This Criteria has been met, when user logs in (or creates a new account) they are moved to a add reminder screen which. </w:t>
+        <w:t xml:space="preserve">This criterion </w:t>
+      </w:r>
+      <w:r>
+        <w:t>has been met, when</w:t>
+      </w:r>
+      <w:r>
+        <w:t xml:space="preserve"> the </w:t>
+      </w:r>
+      <w:r>
+        <w:t>user logs in (or creates a new account) they are moved to a add reminder screen which</w:t>
+      </w:r>
+      <w:r>
+        <w:t xml:space="preserve"> creates a reminder given a new </w:t>
       </w:r>
     </w:p>
     <w:p>
@@ -59,6 +74,32 @@
       <w:pPr>
         <w:numPr>
           <w:ilvl w:val="0"/>
+          <w:numId w:val="28"/>
+        </w:numPr>
+      </w:pPr>
+      <w:r>
+        <w:t xml:space="preserve">This criterion </w:t>
+      </w:r>
+      <w:r>
+        <w:t xml:space="preserve">has been met, the client </w:t>
+      </w:r>
+      <w:r>
+        <w:t xml:space="preserve">through consultation has described the textual interface as </w:t>
+      </w:r>
+      <w:r>
+        <w:t>an</w:t>
+      </w:r>
+      <w:r>
+        <w:t xml:space="preserve"> improvement from paper </w:t>
+      </w:r>
+      <w:r>
+        <w:t>planners.</w:t>
+      </w:r>
+    </w:p>
+    <w:p>
+      <w:pPr>
+        <w:numPr>
+          <w:ilvl w:val="0"/>
           <w:numId w:val="25"/>
         </w:numPr>
       </w:pPr>
@@ -70,6 +111,20 @@
       <w:pPr>
         <w:numPr>
           <w:ilvl w:val="0"/>
+          <w:numId w:val="28"/>
+        </w:numPr>
+      </w:pPr>
+      <w:r>
+        <w:t xml:space="preserve">This criterion </w:t>
+      </w:r>
+      <w:r>
+        <w:t>is met, the textual interface implements a function that outputs the progress.</w:t>
+      </w:r>
+    </w:p>
+    <w:p>
+      <w:pPr>
+        <w:numPr>
+          <w:ilvl w:val="0"/>
           <w:numId w:val="25"/>
         </w:numPr>
       </w:pPr>
@@ -81,11 +136,33 @@
       <w:pPr>
         <w:numPr>
           <w:ilvl w:val="0"/>
+          <w:numId w:val="28"/>
+        </w:numPr>
+      </w:pPr>
+      <w:r>
+        <w:t>This criterion is met, the texter class completes it and phone number is inputted from the user singleton.</w:t>
+      </w:r>
+    </w:p>
+    <w:p>
+      <w:pPr>
+        <w:numPr>
+          <w:ilvl w:val="0"/>
           <w:numId w:val="25"/>
         </w:numPr>
       </w:pPr>
       <w:r>
         <w:t>The program will display each reminder with its corresponding values.</w:t>
+      </w:r>
+    </w:p>
+    <w:p>
+      <w:pPr>
+        <w:ind w:left="1080"/>
+      </w:pPr>
+      <w:r>
+        <w:t>This criterion</w:t>
+      </w:r>
+      <w:r>
+        <w:t xml:space="preserve"> is fulfilled </w:t>
       </w:r>
     </w:p>
     <w:p>
@@ -149,6 +226,11 @@
         <w:spacing w:after="0"/>
         <w:ind w:left="6"/>
         <w:jc w:val="center"/>
+        <w:rPr>
+          <w:rFonts w:ascii="Arial" w:hAnsi="Arial" w:cs="Arial"/>
+          <w:b/>
+          <w:bCs/>
+        </w:rPr>
       </w:pPr>
       <w:r>
         <w:br w:type="page"/>
@@ -163,8 +245,136 @@
         <w:t>Recommendations for Further Development</w:t>
       </w:r>
     </w:p>
-    <w:p/>
-    <w:p/>
+    <w:p>
+      <w:pPr>
+        <w:pStyle w:val="western"/>
+        <w:spacing w:after="0"/>
+        <w:ind w:left="6"/>
+        <w:jc w:val="center"/>
+      </w:pPr>
+    </w:p>
+    <w:p>
+      <w:pPr>
+        <w:numPr>
+          <w:ilvl w:val="0"/>
+          <w:numId w:val="26"/>
+        </w:numPr>
+      </w:pPr>
+      <w:r>
+        <w:t>Persistent Sessions</w:t>
+      </w:r>
+    </w:p>
+    <w:p>
+      <w:pPr>
+        <w:numPr>
+          <w:ilvl w:val="0"/>
+          <w:numId w:val="27"/>
+        </w:numPr>
+      </w:pPr>
+      <w:r>
+        <w:t>If the client ends the program, they will have to re-input all the values for reminders and as a user because I don’t set memory for anything while the coding is running , rather I keep the what the values are.</w:t>
+      </w:r>
+    </w:p>
+    <w:p>
+      <w:pPr>
+        <w:numPr>
+          <w:ilvl w:val="0"/>
+          <w:numId w:val="26"/>
+        </w:numPr>
+      </w:pPr>
+      <w:r>
+        <w:t>HashMap Text Interface</w:t>
+      </w:r>
+    </w:p>
+    <w:p>
+      <w:pPr>
+        <w:numPr>
+          <w:ilvl w:val="0"/>
+          <w:numId w:val="27"/>
+        </w:numPr>
+      </w:pPr>
+      <w:r>
+        <w:t xml:space="preserve">Allowing the client to edit a single </w:t>
+      </w:r>
+      <w:r>
+        <w:t>reminder using a reminder HashMap is a feature I would like to add in another addition of my program.</w:t>
+      </w:r>
+    </w:p>
+    <w:p>
+      <w:pPr>
+        <w:numPr>
+          <w:ilvl w:val="0"/>
+          <w:numId w:val="26"/>
+        </w:numPr>
+      </w:pPr>
+      <w:r>
+        <w:t>Webserver Integration</w:t>
+      </w:r>
+    </w:p>
+    <w:p>
+      <w:pPr>
+        <w:numPr>
+          <w:ilvl w:val="0"/>
+          <w:numId w:val="27"/>
+        </w:numPr>
+      </w:pPr>
+      <w:r>
+        <w:t>In the case that the client closes the application, however, still wants reminders to be sent to their phone. A webserver accepting and sending requests can implement that feature.</w:t>
+      </w:r>
+    </w:p>
+    <w:p>
+      <w:pPr>
+        <w:numPr>
+          <w:ilvl w:val="0"/>
+          <w:numId w:val="26"/>
+        </w:numPr>
+      </w:pPr>
+      <w:r>
+        <w:t xml:space="preserve">Text Interface Refactoring </w:t>
+      </w:r>
+    </w:p>
+    <w:p>
+      <w:pPr>
+        <w:numPr>
+          <w:ilvl w:val="0"/>
+          <w:numId w:val="27"/>
+        </w:numPr>
+      </w:pPr>
+      <w:r>
+        <w:t xml:space="preserve">In </w:t>
+      </w:r>
+      <w:r>
+        <w:t>general,</w:t>
+      </w:r>
+      <w:r>
+        <w:t xml:space="preserve"> the textual interface has some odd spacings, so fixing certain spacing error and allowing all of it to be dynamic is a feature </w:t>
+      </w:r>
+      <w:r>
+        <w:t>for further</w:t>
+      </w:r>
+      <w:r>
+        <w:t xml:space="preserve"> development.</w:t>
+      </w:r>
+    </w:p>
+    <w:p>
+      <w:pPr>
+        <w:numPr>
+          <w:ilvl w:val="0"/>
+          <w:numId w:val="26"/>
+        </w:numPr>
+      </w:pPr>
+      <w:r>
+        <w:t>GUI integration</w:t>
+      </w:r>
+    </w:p>
+    <w:p>
+      <w:pPr>
+        <w:numPr>
+          <w:ilvl w:val="0"/>
+          <w:numId w:val="27"/>
+        </w:numPr>
+      </w:pPr>
+    </w:p>
     <w:sectPr>
       <w:pgSz w:w="11906" w:h="16838"/>
       <w:pgMar w:top="1440" w:right="1440" w:bottom="1440" w:left="1440" w:header="708" w:footer="708" w:gutter="0"/>
@@ -945,6 +1155,95 @@
     </w:lvl>
   </w:abstractNum>
   <w:abstractNum w:abstractNumId="7" w15:restartNumberingAfterBreak="0">
+    <w:nsid w:val="0FE8694C"/>
+    <w:multiLevelType w:val="hybridMultilevel"/>
+    <w:tmpl w:val="2F1C9758"/>
+    <w:lvl w:ilvl="0" w:tplc="0409000F">
+      <w:start w:val="1"/>
+      <w:numFmt w:val="decimal"/>
+      <w:lvlText w:val="%1."/>
+      <w:lvlJc w:val="left"/>
+      <w:pPr>
+        <w:ind w:left="720" w:hanging="360"/>
+      </w:pPr>
+      <w:rPr>
+        <w:rFonts w:hint="default"/>
+      </w:rPr>
+    </w:lvl>
+    <w:lvl w:ilvl="1" w:tplc="04090019" w:tentative="1">
+      <w:start w:val="1"/>
+      <w:numFmt w:val="lowerLetter"/>
+      <w:lvlText w:val="%2."/>
+      <w:lvlJc w:val="left"/>
+      <w:pPr>
+        <w:ind w:left="1440" w:hanging="360"/>
+      </w:pPr>
+    </w:lvl>
+    <w:lvl w:ilvl="2" w:tplc="0409001B" w:tentative="1">
+      <w:start w:val="1"/>
+      <w:numFmt w:val="lowerRoman"/>
+      <w:lvlText w:val="%3."/>
+      <w:lvlJc w:val="right"/>
+      <w:pPr>
+        <w:ind w:left="2160" w:hanging="180"/>
+      </w:pPr>
+    </w:lvl>
+    <w:lvl w:ilvl="3" w:tplc="0409000F" w:tentative="1">
+      <w:start w:val="1"/>
+      <w:numFmt w:val="decimal"/>
+      <w:lvlText w:val="%4."/>
+      <w:lvlJc w:val="left"/>
+      <w:pPr>
+        <w:ind w:left="2880" w:hanging="360"/>
+      </w:pPr>
+    </w:lvl>
+    <w:lvl w:ilvl="4" w:tplc="04090019" w:tentative="1">
+      <w:start w:val="1"/>
+      <w:numFmt w:val="lowerLetter"/>
+      <w:lvlText w:val="%5."/>
+      <w:lvlJc w:val="left"/>
+      <w:pPr>
+        <w:ind w:left="3600" w:hanging="360"/>
+      </w:pPr>
+    </w:lvl>
+    <w:lvl w:ilvl="5" w:tplc="0409001B" w:tentative="1">
+      <w:start w:val="1"/>
+      <w:numFmt w:val="lowerRoman"/>
+      <w:lvlText w:val="%6."/>
+      <w:lvlJc w:val="right"/>
+      <w:pPr>
+        <w:ind w:left="4320" w:hanging="180"/>
+      </w:pPr>
+    </w:lvl>
+    <w:lvl w:ilvl="6" w:tplc="0409000F" w:tentative="1">
+      <w:start w:val="1"/>
+      <w:numFmt w:val="decimal"/>
+      <w:lvlText w:val="%7."/>
+      <w:lvlJc w:val="left"/>
+      <w:pPr>
+        <w:ind w:left="5040" w:hanging="360"/>
+      </w:pPr>
+    </w:lvl>
+    <w:lvl w:ilvl="7" w:tplc="04090019" w:tentative="1">
+      <w:start w:val="1"/>
+      <w:numFmt w:val="lowerLetter"/>
+      <w:lvlText w:val="%8."/>
+      <w:lvlJc w:val="left"/>
+      <w:pPr>
+        <w:ind w:left="5760" w:hanging="360"/>
+      </w:pPr>
+    </w:lvl>
+    <w:lvl w:ilvl="8" w:tplc="0409001B" w:tentative="1">
+      <w:start w:val="1"/>
+      <w:numFmt w:val="lowerRoman"/>
+      <w:lvlText w:val="%9."/>
+      <w:lvlJc w:val="right"/>
+      <w:pPr>
+        <w:ind w:left="6480" w:hanging="180"/>
+      </w:pPr>
+    </w:lvl>
+  </w:abstractNum>
+  <w:abstractNum w:abstractNumId="8" w15:restartNumberingAfterBreak="0">
     <w:nsid w:val="13D57566"/>
     <w:multiLevelType w:val="hybridMultilevel"/>
     <w:tmpl w:val="1BFE4E58"/>
@@ -1060,7 +1359,7 @@
       </w:rPr>
     </w:lvl>
   </w:abstractNum>
-  <w:abstractNum w:abstractNumId="8" w15:restartNumberingAfterBreak="0">
+  <w:abstractNum w:abstractNumId="9" w15:restartNumberingAfterBreak="0">
     <w:nsid w:val="1A4C7DB1"/>
     <w:multiLevelType w:val="hybridMultilevel"/>
     <w:tmpl w:val="75DE2C36"/>
@@ -1173,7 +1472,7 @@
       </w:rPr>
     </w:lvl>
   </w:abstractNum>
-  <w:abstractNum w:abstractNumId="9" w15:restartNumberingAfterBreak="0">
+  <w:abstractNum w:abstractNumId="10" w15:restartNumberingAfterBreak="0">
     <w:nsid w:val="1C3B4430"/>
     <w:multiLevelType w:val="hybridMultilevel"/>
     <w:tmpl w:val="577A5B68"/>
@@ -1286,7 +1585,7 @@
       </w:rPr>
     </w:lvl>
   </w:abstractNum>
-  <w:abstractNum w:abstractNumId="10" w15:restartNumberingAfterBreak="0">
+  <w:abstractNum w:abstractNumId="11" w15:restartNumberingAfterBreak="0">
     <w:nsid w:val="1D916C25"/>
     <w:multiLevelType w:val="hybridMultilevel"/>
     <w:tmpl w:val="0DC0E92A"/>
@@ -1399,7 +1698,7 @@
       </w:rPr>
     </w:lvl>
   </w:abstractNum>
-  <w:abstractNum w:abstractNumId="11" w15:restartNumberingAfterBreak="0">
+  <w:abstractNum w:abstractNumId="12" w15:restartNumberingAfterBreak="0">
     <w:nsid w:val="20910665"/>
     <w:multiLevelType w:val="hybridMultilevel"/>
     <w:tmpl w:val="2D8CC7B4"/>
@@ -1512,7 +1811,7 @@
       </w:rPr>
     </w:lvl>
   </w:abstractNum>
-  <w:abstractNum w:abstractNumId="12" w15:restartNumberingAfterBreak="0">
+  <w:abstractNum w:abstractNumId="13" w15:restartNumberingAfterBreak="0">
     <w:nsid w:val="212C3F46"/>
     <w:multiLevelType w:val="hybridMultilevel"/>
     <w:tmpl w:val="70861E98"/>
@@ -1601,7 +1900,7 @@
       </w:pPr>
     </w:lvl>
   </w:abstractNum>
-  <w:abstractNum w:abstractNumId="13" w15:restartNumberingAfterBreak="0">
+  <w:abstractNum w:abstractNumId="14" w15:restartNumberingAfterBreak="0">
     <w:nsid w:val="23F829E6"/>
     <w:multiLevelType w:val="hybridMultilevel"/>
     <w:tmpl w:val="F7867A76"/>
@@ -1714,7 +2013,7 @@
       </w:rPr>
     </w:lvl>
   </w:abstractNum>
-  <w:abstractNum w:abstractNumId="14" w15:restartNumberingAfterBreak="0">
+  <w:abstractNum w:abstractNumId="15" w15:restartNumberingAfterBreak="0">
     <w:nsid w:val="27C4360B"/>
     <w:multiLevelType w:val="hybridMultilevel"/>
     <w:tmpl w:val="1318025E"/>
@@ -1827,7 +2126,7 @@
       </w:rPr>
     </w:lvl>
   </w:abstractNum>
-  <w:abstractNum w:abstractNumId="15" w15:restartNumberingAfterBreak="0">
+  <w:abstractNum w:abstractNumId="16" w15:restartNumberingAfterBreak="0">
     <w:nsid w:val="27D012B1"/>
     <w:multiLevelType w:val="hybridMultilevel"/>
     <w:tmpl w:val="0DC0E92A"/>
@@ -1940,7 +2239,7 @@
       </w:rPr>
     </w:lvl>
   </w:abstractNum>
-  <w:abstractNum w:abstractNumId="16" w15:restartNumberingAfterBreak="0">
+  <w:abstractNum w:abstractNumId="17" w15:restartNumberingAfterBreak="0">
     <w:nsid w:val="2BAB7774"/>
     <w:multiLevelType w:val="hybridMultilevel"/>
     <w:tmpl w:val="F7A4EEDE"/>
@@ -2053,7 +2352,7 @@
       </w:rPr>
     </w:lvl>
   </w:abstractNum>
-  <w:abstractNum w:abstractNumId="17" w15:restartNumberingAfterBreak="0">
+  <w:abstractNum w:abstractNumId="18" w15:restartNumberingAfterBreak="0">
     <w:nsid w:val="45B60C93"/>
     <w:multiLevelType w:val="hybridMultilevel"/>
     <w:tmpl w:val="1C0EB93A"/>
@@ -2166,7 +2465,7 @@
       </w:rPr>
     </w:lvl>
   </w:abstractNum>
-  <w:abstractNum w:abstractNumId="18" w15:restartNumberingAfterBreak="0">
+  <w:abstractNum w:abstractNumId="19" w15:restartNumberingAfterBreak="0">
     <w:nsid w:val="48C74260"/>
     <w:multiLevelType w:val="hybridMultilevel"/>
     <w:tmpl w:val="46C41BEE"/>
@@ -2279,7 +2578,7 @@
       </w:rPr>
     </w:lvl>
   </w:abstractNum>
-  <w:abstractNum w:abstractNumId="19" w15:restartNumberingAfterBreak="0">
+  <w:abstractNum w:abstractNumId="20" w15:restartNumberingAfterBreak="0">
     <w:nsid w:val="4E3E753A"/>
     <w:multiLevelType w:val="hybridMultilevel"/>
     <w:tmpl w:val="E2743E9C"/>
@@ -2392,7 +2691,7 @@
       </w:rPr>
     </w:lvl>
   </w:abstractNum>
-  <w:abstractNum w:abstractNumId="20" w15:restartNumberingAfterBreak="0">
+  <w:abstractNum w:abstractNumId="21" w15:restartNumberingAfterBreak="0">
     <w:nsid w:val="4F886907"/>
     <w:multiLevelType w:val="hybridMultilevel"/>
     <w:tmpl w:val="07383BF8"/>
@@ -2505,7 +2804,7 @@
       </w:rPr>
     </w:lvl>
   </w:abstractNum>
-  <w:abstractNum w:abstractNumId="21" w15:restartNumberingAfterBreak="0">
+  <w:abstractNum w:abstractNumId="22" w15:restartNumberingAfterBreak="0">
     <w:nsid w:val="52211131"/>
     <w:multiLevelType w:val="hybridMultilevel"/>
     <w:tmpl w:val="0DC0E92A"/>
@@ -2618,7 +2917,7 @@
       </w:rPr>
     </w:lvl>
   </w:abstractNum>
-  <w:abstractNum w:abstractNumId="22" w15:restartNumberingAfterBreak="0">
+  <w:abstractNum w:abstractNumId="23" w15:restartNumberingAfterBreak="0">
     <w:nsid w:val="5F4D5CE4"/>
     <w:multiLevelType w:val="hybridMultilevel"/>
     <w:tmpl w:val="9F68F0B8"/>
@@ -2731,7 +3030,7 @@
       </w:rPr>
     </w:lvl>
   </w:abstractNum>
-  <w:abstractNum w:abstractNumId="23" w15:restartNumberingAfterBreak="0">
+  <w:abstractNum w:abstractNumId="24" w15:restartNumberingAfterBreak="0">
     <w:nsid w:val="61A256E1"/>
     <w:multiLevelType w:val="hybridMultilevel"/>
     <w:tmpl w:val="0DC0E92A"/>
@@ -2844,7 +3143,120 @@
       </w:rPr>
     </w:lvl>
   </w:abstractNum>
-  <w:abstractNum w:abstractNumId="24" w15:restartNumberingAfterBreak="0">
+  <w:abstractNum w:abstractNumId="25" w15:restartNumberingAfterBreak="0">
+    <w:nsid w:val="61DB4927"/>
+    <w:multiLevelType w:val="hybridMultilevel"/>
+    <w:tmpl w:val="2AD2353E"/>
+    <w:lvl w:ilvl="0" w:tplc="93385FB6">
+      <w:start w:val="1"/>
+      <w:numFmt w:val="bullet"/>
+      <w:lvlText w:val="-"/>
+      <w:lvlJc w:val="left"/>
+      <w:pPr>
+        <w:ind w:left="1080" w:hanging="360"/>
+      </w:pPr>
+      <w:rPr>
+        <w:rFonts w:ascii="Calibri" w:eastAsia="Times New Roman" w:hAnsi="Calibri" w:cs="Calibri" w:hint="default"/>
+      </w:rPr>
+    </w:lvl>
+    <w:lvl w:ilvl="1" w:tplc="04090003" w:tentative="1">
+      <w:start w:val="1"/>
+      <w:numFmt w:val="bullet"/>
+      <w:lvlText w:val="o"/>
+      <w:lvlJc w:val="left"/>
+      <w:pPr>
+        <w:ind w:left="1800" w:hanging="360"/>
+      </w:pPr>
+      <w:rPr>
+        <w:rFonts w:ascii="Courier New" w:hAnsi="Courier New" w:cs="Courier New" w:hint="default"/>
+      </w:rPr>
+    </w:lvl>
+    <w:lvl w:ilvl="2" w:tplc="04090005" w:tentative="1">
+      <w:start w:val="1"/>
+      <w:numFmt w:val="bullet"/>
+      <w:lvlText w:val=""/>
+      <w:lvlJc w:val="left"/>
+      <w:pPr>
+        <w:ind w:left="2520" w:hanging="360"/>
+      </w:pPr>
+      <w:rPr>
+        <w:rFonts w:ascii="Wingdings" w:hAnsi="Wingdings" w:hint="default"/>
+      </w:rPr>
+    </w:lvl>
+    <w:lvl w:ilvl="3" w:tplc="04090001" w:tentative="1">
+      <w:start w:val="1"/>
+      <w:numFmt w:val="bullet"/>
+      <w:lvlText w:val=""/>
+      <w:lvlJc w:val="left"/>
+      <w:pPr>
+        <w:ind w:left="3240" w:hanging="360"/>
+      </w:pPr>
+      <w:rPr>
+        <w:rFonts w:ascii="Symbol" w:hAnsi="Symbol" w:hint="default"/>
+      </w:rPr>
+    </w:lvl>
+    <w:lvl w:ilvl="4" w:tplc="04090003" w:tentative="1">
+      <w:start w:val="1"/>
+      <w:numFmt w:val="bullet"/>
+      <w:lvlText w:val="o"/>
+      <w:lvlJc w:val="left"/>
+      <w:pPr>
+        <w:ind w:left="3960" w:hanging="360"/>
+      </w:pPr>
+      <w:rPr>
+        <w:rFonts w:ascii="Courier New" w:hAnsi="Courier New" w:cs="Courier New" w:hint="default"/>
+      </w:rPr>
+    </w:lvl>
+    <w:lvl w:ilvl="5" w:tplc="04090005" w:tentative="1">
+      <w:start w:val="1"/>
+      <w:numFmt w:val="bullet"/>
+      <w:lvlText w:val=""/>
+      <w:lvlJc w:val="left"/>
+      <w:pPr>
+        <w:ind w:left="4680" w:hanging="360"/>
+      </w:pPr>
+      <w:rPr>
+        <w:rFonts w:ascii="Wingdings" w:hAnsi="Wingdings" w:hint="default"/>
+      </w:rPr>
+    </w:lvl>
+    <w:lvl w:ilvl="6" w:tplc="04090001" w:tentative="1">
+      <w:start w:val="1"/>
+      <w:numFmt w:val="bullet"/>
+      <w:lvlText w:val=""/>
+      <w:lvlJc w:val="left"/>
+      <w:pPr>
+        <w:ind w:left="5400" w:hanging="360"/>
+      </w:pPr>
+      <w:rPr>
+        <w:rFonts w:ascii="Symbol" w:hAnsi="Symbol" w:hint="default"/>
+      </w:rPr>
+    </w:lvl>
+    <w:lvl w:ilvl="7" w:tplc="04090003" w:tentative="1">
+      <w:start w:val="1"/>
+      <w:numFmt w:val="bullet"/>
+      <w:lvlText w:val="o"/>
+      <w:lvlJc w:val="left"/>
+      <w:pPr>
+        <w:ind w:left="6120" w:hanging="360"/>
+      </w:pPr>
+      <w:rPr>
+        <w:rFonts w:ascii="Courier New" w:hAnsi="Courier New" w:cs="Courier New" w:hint="default"/>
+      </w:rPr>
+    </w:lvl>
+    <w:lvl w:ilvl="8" w:tplc="04090005" w:tentative="1">
+      <w:start w:val="1"/>
+      <w:numFmt w:val="bullet"/>
+      <w:lvlText w:val=""/>
+      <w:lvlJc w:val="left"/>
+      <w:pPr>
+        <w:ind w:left="6840" w:hanging="360"/>
+      </w:pPr>
+      <w:rPr>
+        <w:rFonts w:ascii="Wingdings" w:hAnsi="Wingdings" w:hint="default"/>
+      </w:rPr>
+    </w:lvl>
+  </w:abstractNum>
+  <w:abstractNum w:abstractNumId="26" w15:restartNumberingAfterBreak="0">
     <w:nsid w:val="61F65A11"/>
     <w:multiLevelType w:val="hybridMultilevel"/>
     <w:tmpl w:val="F7867A76"/>
@@ -2954,6 +3366,119 @@
       </w:pPr>
       <w:rPr>
         <w:rFonts w:cs="Times New Roman"/>
+      </w:rPr>
+    </w:lvl>
+  </w:abstractNum>
+  <w:abstractNum w:abstractNumId="27" w15:restartNumberingAfterBreak="0">
+    <w:nsid w:val="7646386B"/>
+    <w:multiLevelType w:val="hybridMultilevel"/>
+    <w:tmpl w:val="CEDEBBC6"/>
+    <w:lvl w:ilvl="0" w:tplc="9E62C554">
+      <w:start w:val="1"/>
+      <w:numFmt w:val="bullet"/>
+      <w:lvlText w:val="-"/>
+      <w:lvlJc w:val="left"/>
+      <w:pPr>
+        <w:ind w:left="1440" w:hanging="360"/>
+      </w:pPr>
+      <w:rPr>
+        <w:rFonts w:ascii="Calibri" w:eastAsia="Times New Roman" w:hAnsi="Calibri" w:cs="Calibri" w:hint="default"/>
+      </w:rPr>
+    </w:lvl>
+    <w:lvl w:ilvl="1" w:tplc="04090003" w:tentative="1">
+      <w:start w:val="1"/>
+      <w:numFmt w:val="bullet"/>
+      <w:lvlText w:val="o"/>
+      <w:lvlJc w:val="left"/>
+      <w:pPr>
+        <w:ind w:left="2160" w:hanging="360"/>
+      </w:pPr>
+      <w:rPr>
+        <w:rFonts w:ascii="Courier New" w:hAnsi="Courier New" w:cs="Courier New" w:hint="default"/>
+      </w:rPr>
+    </w:lvl>
+    <w:lvl w:ilvl="2" w:tplc="04090005" w:tentative="1">
+      <w:start w:val="1"/>
+      <w:numFmt w:val="bullet"/>
+      <w:lvlText w:val=""/>
+      <w:lvlJc w:val="left"/>
+      <w:pPr>
+        <w:ind w:left="2880" w:hanging="360"/>
+      </w:pPr>
+      <w:rPr>
+        <w:rFonts w:ascii="Wingdings" w:hAnsi="Wingdings" w:hint="default"/>
+      </w:rPr>
+    </w:lvl>
+    <w:lvl w:ilvl="3" w:tplc="04090001" w:tentative="1">
+      <w:start w:val="1"/>
+      <w:numFmt w:val="bullet"/>
+      <w:lvlText w:val=""/>
+      <w:lvlJc w:val="left"/>
+      <w:pPr>
+        <w:ind w:left="3600" w:hanging="360"/>
+      </w:pPr>
+      <w:rPr>
+        <w:rFonts w:ascii="Symbol" w:hAnsi="Symbol" w:hint="default"/>
+      </w:rPr>
+    </w:lvl>
+    <w:lvl w:ilvl="4" w:tplc="04090003" w:tentative="1">
+      <w:start w:val="1"/>
+      <w:numFmt w:val="bullet"/>
+      <w:lvlText w:val="o"/>
+      <w:lvlJc w:val="left"/>
+      <w:pPr>
+        <w:ind w:left="4320" w:hanging="360"/>
+      </w:pPr>
+      <w:rPr>
+        <w:rFonts w:ascii="Courier New" w:hAnsi="Courier New" w:cs="Courier New" w:hint="default"/>
+      </w:rPr>
+    </w:lvl>
+    <w:lvl w:ilvl="5" w:tplc="04090005" w:tentative="1">
+      <w:start w:val="1"/>
+      <w:numFmt w:val="bullet"/>
+      <w:lvlText w:val=""/>
+      <w:lvlJc w:val="left"/>
+      <w:pPr>
+        <w:ind w:left="5040" w:hanging="360"/>
+      </w:pPr>
+      <w:rPr>
+        <w:rFonts w:ascii="Wingdings" w:hAnsi="Wingdings" w:hint="default"/>
+      </w:rPr>
+    </w:lvl>
+    <w:lvl w:ilvl="6" w:tplc="04090001" w:tentative="1">
+      <w:start w:val="1"/>
+      <w:numFmt w:val="bullet"/>
+      <w:lvlText w:val=""/>
+      <w:lvlJc w:val="left"/>
+      <w:pPr>
+        <w:ind w:left="5760" w:hanging="360"/>
+      </w:pPr>
+      <w:rPr>
+        <w:rFonts w:ascii="Symbol" w:hAnsi="Symbol" w:hint="default"/>
+      </w:rPr>
+    </w:lvl>
+    <w:lvl w:ilvl="7" w:tplc="04090003" w:tentative="1">
+      <w:start w:val="1"/>
+      <w:numFmt w:val="bullet"/>
+      <w:lvlText w:val="o"/>
+      <w:lvlJc w:val="left"/>
+      <w:pPr>
+        <w:ind w:left="6480" w:hanging="360"/>
+      </w:pPr>
+      <w:rPr>
+        <w:rFonts w:ascii="Courier New" w:hAnsi="Courier New" w:cs="Courier New" w:hint="default"/>
+      </w:rPr>
+    </w:lvl>
+    <w:lvl w:ilvl="8" w:tplc="04090005" w:tentative="1">
+      <w:start w:val="1"/>
+      <w:numFmt w:val="bullet"/>
+      <w:lvlText w:val=""/>
+      <w:lvlJc w:val="left"/>
+      <w:pPr>
+        <w:ind w:left="7200" w:hanging="360"/>
+      </w:pPr>
+      <w:rPr>
+        <w:rFonts w:ascii="Wingdings" w:hAnsi="Wingdings" w:hint="default"/>
       </w:rPr>
     </w:lvl>
   </w:abstractNum>
@@ -2961,22 +3486,22 @@
     <w:abstractNumId w:val="0"/>
   </w:num>
   <w:num w:numId="2" w16cid:durableId="2080210678">
-    <w:abstractNumId w:val="20"/>
+    <w:abstractNumId w:val="21"/>
   </w:num>
   <w:num w:numId="3" w16cid:durableId="142426434">
-    <w:abstractNumId w:val="14"/>
+    <w:abstractNumId w:val="15"/>
   </w:num>
   <w:num w:numId="4" w16cid:durableId="1339766896">
     <w:abstractNumId w:val="2"/>
   </w:num>
   <w:num w:numId="5" w16cid:durableId="1101488771">
-    <w:abstractNumId w:val="8"/>
+    <w:abstractNumId w:val="9"/>
   </w:num>
   <w:num w:numId="6" w16cid:durableId="1498693625">
-    <w:abstractNumId w:val="22"/>
+    <w:abstractNumId w:val="23"/>
   </w:num>
   <w:num w:numId="7" w16cid:durableId="1651518727">
-    <w:abstractNumId w:val="17"/>
+    <w:abstractNumId w:val="18"/>
   </w:num>
   <w:num w:numId="8" w16cid:durableId="302390091">
     <w:abstractNumId w:val="5"/>
@@ -2985,52 +3510,61 @@
     <w:abstractNumId w:val="6"/>
   </w:num>
   <w:num w:numId="10" w16cid:durableId="927544168">
+    <w:abstractNumId w:val="11"/>
+  </w:num>
+  <w:num w:numId="11" w16cid:durableId="236593425">
+    <w:abstractNumId w:val="22"/>
+  </w:num>
+  <w:num w:numId="12" w16cid:durableId="1483502101">
+    <w:abstractNumId w:val="16"/>
+  </w:num>
+  <w:num w:numId="13" w16cid:durableId="814640009">
+    <w:abstractNumId w:val="24"/>
+  </w:num>
+  <w:num w:numId="14" w16cid:durableId="462386181">
     <w:abstractNumId w:val="10"/>
   </w:num>
-  <w:num w:numId="11" w16cid:durableId="236593425">
-    <w:abstractNumId w:val="21"/>
-  </w:num>
-  <w:num w:numId="12" w16cid:durableId="1483502101">
-    <w:abstractNumId w:val="15"/>
-  </w:num>
-  <w:num w:numId="13" w16cid:durableId="814640009">
-    <w:abstractNumId w:val="23"/>
-  </w:num>
-  <w:num w:numId="14" w16cid:durableId="462386181">
-    <w:abstractNumId w:val="9"/>
-  </w:num>
   <w:num w:numId="15" w16cid:durableId="1108163080">
-    <w:abstractNumId w:val="24"/>
+    <w:abstractNumId w:val="26"/>
   </w:num>
   <w:num w:numId="16" w16cid:durableId="1865827100">
     <w:abstractNumId w:val="1"/>
   </w:num>
   <w:num w:numId="17" w16cid:durableId="1818062671">
-    <w:abstractNumId w:val="13"/>
+    <w:abstractNumId w:val="14"/>
   </w:num>
   <w:num w:numId="18" w16cid:durableId="677080043">
     <w:abstractNumId w:val="3"/>
   </w:num>
   <w:num w:numId="19" w16cid:durableId="1101680064">
-    <w:abstractNumId w:val="16"/>
+    <w:abstractNumId w:val="17"/>
   </w:num>
   <w:num w:numId="20" w16cid:durableId="1020856945">
-    <w:abstractNumId w:val="18"/>
+    <w:abstractNumId w:val="19"/>
   </w:num>
   <w:num w:numId="21" w16cid:durableId="92212151">
-    <w:abstractNumId w:val="11"/>
+    <w:abstractNumId w:val="12"/>
   </w:num>
   <w:num w:numId="22" w16cid:durableId="1671834134">
-    <w:abstractNumId w:val="19"/>
+    <w:abstractNumId w:val="20"/>
   </w:num>
   <w:num w:numId="23" w16cid:durableId="1533224742">
-    <w:abstractNumId w:val="7"/>
+    <w:abstractNumId w:val="8"/>
   </w:num>
   <w:num w:numId="24" w16cid:durableId="703214042">
-    <w:abstractNumId w:val="12"/>
+    <w:abstractNumId w:val="13"/>
   </w:num>
   <w:num w:numId="25" w16cid:durableId="857743265">
     <w:abstractNumId w:val="4"/>
+  </w:num>
+  <w:num w:numId="26" w16cid:durableId="1555773513">
+    <w:abstractNumId w:val="7"/>
+  </w:num>
+  <w:num w:numId="27" w16cid:durableId="59452753">
+    <w:abstractNumId w:val="25"/>
+  </w:num>
+  <w:num w:numId="28" w16cid:durableId="1951745130">
+    <w:abstractNumId w:val="27"/>
   </w:num>
 </w:numbering>
 </file>
@@ -3079,6 +3613,7 @@
     <w:lsdException w:name="Strong" w:uiPriority="22" w:qFormat="1"/>
     <w:lsdException w:name="Emphasis" w:uiPriority="20" w:qFormat="1"/>
     <w:lsdException w:name="HTML Typewriter" w:semiHidden="1" w:unhideWhenUsed="1"/>
+    <w:lsdException w:name="Normal Table" w:semiHidden="1" w:unhideWhenUsed="1"/>
     <w:lsdException w:name="Outline List 2" w:semiHidden="1" w:unhideWhenUsed="1"/>
     <w:lsdException w:name="Outline List 3" w:semiHidden="1" w:unhideWhenUsed="1"/>
     <w:lsdException w:name="Table Simple 1" w:semiHidden="1" w:unhideWhenUsed="1"/>
@@ -3121,9 +3656,11 @@
     <w:lsdException w:name="Table Subtle 1" w:semiHidden="1" w:unhideWhenUsed="1"/>
     <w:lsdException w:name="Table Subtle 2" w:semiHidden="1" w:unhideWhenUsed="1"/>
     <w:lsdException w:name="Table Web 1" w:semiHidden="1" w:unhideWhenUsed="1"/>
+    <w:lsdException w:name="Table Web 2" w:semiHidden="1" w:unhideWhenUsed="1"/>
     <w:lsdException w:name="Table Web 3" w:semiHidden="1" w:unhideWhenUsed="1"/>
     <w:lsdException w:name="Balloon Text" w:semiHidden="1" w:unhideWhenUsed="1"/>
     <w:lsdException w:name="Table Grid" w:uiPriority="59"/>
+    <w:lsdException w:name="Table Theme" w:semiHidden="1" w:unhideWhenUsed="1"/>
     <w:lsdException w:name="Placeholder Text" w:semiHidden="1"/>
     <w:lsdException w:name="No Spacing" w:uiPriority="1" w:qFormat="1"/>
     <w:lsdException w:name="Light Shading" w:uiPriority="60"/>
